--- a/test-corpus/word-verification/venn.docx
+++ b/test-corpus/word-verification/venn.docx
@@ -51,7 +51,7 @@
                         <w:p>
                           <w:pPr>
                             <w:spacing w:before="0" w:after="0"/>
-                            <w:jc w:val="ctr"/>
+                            <w:jc w:val="center"/>
                           </w:pPr>
                           <w:r>
                             <w:rPr>
@@ -159,7 +159,7 @@
                         <w:p>
                           <w:pPr>
                             <w:spacing w:before="0" w:after="0"/>
-                            <w:jc w:val="ctr"/>
+                            <w:jc w:val="center"/>
                           </w:pPr>
                           <w:r>
                             <w:rPr>
@@ -195,7 +195,7 @@
                         <w:p>
                           <w:pPr>
                             <w:spacing w:before="0" w:after="0"/>
-                            <w:jc w:val="ctr"/>
+                            <w:jc w:val="center"/>
                           </w:pPr>
                           <w:r>
                             <w:rPr>
@@ -231,7 +231,7 @@
                         <w:p>
                           <w:pPr>
                             <w:spacing w:before="0" w:after="0"/>
-                            <w:jc w:val="ctr"/>
+                            <w:jc w:val="center"/>
                           </w:pPr>
                           <w:r>
                             <w:rPr>
@@ -267,7 +267,7 @@
                         <w:p>
                           <w:pPr>
                             <w:spacing w:before="0" w:after="0"/>
-                            <w:jc w:val="ctr"/>
+                            <w:jc w:val="center"/>
                           </w:pPr>
                           <w:r>
                             <w:rPr>
@@ -303,7 +303,7 @@
                         <w:p>
                           <w:pPr>
                             <w:spacing w:before="0" w:after="0"/>
-                            <w:jc w:val="ctr"/>
+                            <w:jc w:val="center"/>
                           </w:pPr>
                           <w:r>
                             <w:rPr>
@@ -339,7 +339,7 @@
                         <w:p>
                           <w:pPr>
                             <w:spacing w:before="0" w:after="0"/>
-                            <w:jc w:val="ctr"/>
+                            <w:jc w:val="center"/>
                           </w:pPr>
                           <w:r>
                             <w:rPr>
@@ -375,7 +375,7 @@
                         <w:p>
                           <w:pPr>
                             <w:spacing w:before="0" w:after="0"/>
-                            <w:jc w:val="ctr"/>
+                            <w:jc w:val="center"/>
                           </w:pPr>
                           <w:r>
                             <w:rPr>
